--- a/professional/resumes/forward-deployed.docx
+++ b/professional/resumes/forward-deployed.docx
@@ -122,7 +122,7 @@
         <w:widowControl/>
       </w:pPr>
       <w:r>
-        <w:t>Seeking Forward Deployed Engineer opportunities that connect software requirements, applied AI workflows, architecture tradeoffs and product delivery. Held roles include Product Development Manager at Yukon Systems and iOS/Full Stack Engineer at ShowFlex; Forward Deployed Engineer is a target role.</w:t>
+        <w:t>Seeking Forward Deployed Engineer opportunities that connect software requirements, applied AI workflows, architecture tradeoffs and product delivery. Held roles include iOS Engineer, AI Systems Engineer at Yukon Systems and iOS Engineer at ShowFlex; Forward Deployed Engineer is a target role.</w:t>
       </w:r>
     </w:p>
     <w:p>
@@ -143,7 +143,7 @@
         <w:rPr>
           <w:b/>
         </w:rPr>
-        <w:t>ShowFlex | iOS/Full Stack Engineer | 2024-present</w:t>
+        <w:t>ShowFlex Inc | iOS Engineer | Nov 2024–present</w:t>
       </w:r>
     </w:p>
     <w:p>
@@ -152,7 +152,7 @@
         <w:ind w:left="173" w:hanging="173"/>
       </w:pPr>
       <w:r>
-        <w:t>- Swift and SwiftUI engineering, mobile architecture and product direction</w:t>
+        <w:t>- Architected and developed a design-forward consumer iOS application using Swift and SwiftUI.</w:t>
       </w:r>
     </w:p>
     <w:p>
@@ -161,7 +161,7 @@
         <w:ind w:left="173" w:hanging="173"/>
       </w:pPr>
       <w:r>
-        <w:t>- MapKit event discovery, search, filtering, geocoding and detail interactions</w:t>
+        <w:t>- Built a MapKit-based event discovery feature with advanced search and filtering capabilities.</w:t>
       </w:r>
     </w:p>
     <w:p>
@@ -170,7 +170,7 @@
         <w:ind w:left="173" w:hanging="173"/>
       </w:pPr>
       <w:r>
-        <w:t>- Firebase-backed data and ingestion pipelines</w:t>
+        <w:t>- Created ingestion pipelines to normalize global event calendars and athlete metadata into structured data.</w:t>
       </w:r>
     </w:p>
     <w:p>
@@ -179,16 +179,7 @@
         <w:ind w:left="173" w:hanging="173"/>
       </w:pPr>
       <w:r>
-        <w:t>- Interaction quality and beta release execution</w:t>
-      </w:r>
-    </w:p>
-    <w:p>
-      <w:pPr>
-        <w:widowControl/>
-        <w:ind w:left="173" w:hanging="173"/>
-      </w:pPr>
-      <w:r>
-        <w:t>- Prototype work: AI-assisted physique and posing feedback; Predictive competition features.</w:t>
+        <w:t>- Led cross-functional collaboration with engineering, product design, and external partners to ensure seamless delivery.</w:t>
       </w:r>
     </w:p>
     <w:p>
@@ -200,7 +191,7 @@
         <w:rPr>
           <w:b/>
         </w:rPr>
-        <w:t>Yukon Systems | Product Development Manager | 2023-2025</w:t>
+        <w:t>Yukon Systems | iOS Engineer, AI Systems Engineer | Mar 2023–2025</w:t>
       </w:r>
     </w:p>
     <w:p>
@@ -209,7 +200,7 @@
         <w:ind w:left="173" w:hanging="173"/>
       </w:pPr>
       <w:r>
-        <w:t>- Technical prioritization and cross-functional delivery of AI systems</w:t>
+        <w:t>- Led technical prioritization and cross-functional delivery for AI-driven systems in high-reliability environments.</w:t>
       </w:r>
     </w:p>
     <w:p>
@@ -218,7 +209,7 @@
         <w:ind w:left="173" w:hanging="173"/>
       </w:pPr>
       <w:r>
-        <w:t>- Software requirements and architecture tradeoffs involving reliability, explainability, latency and performance</w:t>
+        <w:t>- Translated research concepts into actionable software requirements and execution plans for iOS devices.</w:t>
       </w:r>
     </w:p>
     <w:p>
@@ -227,7 +218,7 @@
         <w:ind w:left="173" w:hanging="173"/>
       </w:pPr>
       <w:r>
-        <w:t>- Agent and consensus-modeling workflows</w:t>
+        <w:t>- Collaborated with engineers on architecture decisions focusing on reliability, explainability, and performance.</w:t>
       </w:r>
     </w:p>
     <w:p>
@@ -239,7 +230,7 @@
         <w:rPr>
           <w:b/>
         </w:rPr>
-        <w:t>Organic Alkaloids | Co-owner | 2017-2023</w:t>
+        <w:t>Organic Alkaloids | iOS Developer | Jul 2017–Feb 2023</w:t>
       </w:r>
     </w:p>
     <w:p>
@@ -248,7 +239,7 @@
         <w:ind w:left="173" w:hanging="173"/>
       </w:pPr>
       <w:r>
-        <w:t>- International import strategy, procurement and logistics</w:t>
+        <w:t>- Developed and maintained operational workflows for iOS devices to streamline overseas sourcing and vendor coordination.</w:t>
       </w:r>
     </w:p>
     <w:p>
@@ -257,7 +248,49 @@
         <w:ind w:left="173" w:hanging="173"/>
       </w:pPr>
       <w:r>
-        <w:t>- Client relationships, marketing and financial management</w:t>
+        <w:t>- Managed logistics and shipment planning to enhance customer delivery processes.</w:t>
+      </w:r>
+    </w:p>
+    <w:p>
+      <w:pPr>
+        <w:widowControl/>
+        <w:ind w:left="173" w:hanging="173"/>
+      </w:pPr>
+      <w:r>
+        <w:t>- Fostered strong client relationships through effective communication and marketing strategies.</w:t>
+      </w:r>
+    </w:p>
+    <w:p>
+      <w:pPr>
+        <w:pStyle w:val="Heading1"/>
+        <w:widowControl/>
+      </w:pPr>
+      <w:r>
+        <w:t>EDUCATION</w:t>
+      </w:r>
+    </w:p>
+    <w:p>
+      <w:pPr>
+        <w:widowControl/>
+      </w:pPr>
+      <w:r>
+        <w:t>The University of North Carolina at Chapel Hill | Bachelor of Arts, Communications</w:t>
+      </w:r>
+    </w:p>
+    <w:p>
+      <w:pPr>
+        <w:widowControl/>
+      </w:pPr>
+      <w:r>
+        <w:t>Founder Institute | Launch Track, Startup Accelerator | Oct 2025–Feb 2026 | Graduate</w:t>
+      </w:r>
+    </w:p>
+    <w:p>
+      <w:pPr>
+        <w:widowControl/>
+      </w:pPr>
+      <w:r>
+        <w:t>Le Cordon Bleu | Grand Diplôme</w:t>
       </w:r>
     </w:p>
     <w:p>
@@ -477,7 +510,7 @@
         <w:widowControl/>
       </w:pPr>
       <w:r>
-        <w:t>Year-level dates only. Unresolved academic qualifications omitted. NASM credentials appear below; CPT and nutrition dates and verification links will be added when available. No sole authorship, prototype release or performance metrics asserted.</w:t>
+        <w:t>Dates retain LinkedIn’s displayed precision; no Yukon end month is inferred. Education follows the updated LinkedIn profile. NASM credentials appear below; CPT and nutrition dates and verification links will be added when available. No sole authorship, prototype release or performance metrics asserted.</w:t>
       </w:r>
     </w:p>
     <w:p>
@@ -485,7 +518,7 @@
         <w:widowControl/>
       </w:pPr>
       <w:r>
-        <w:t>Updated October 3, 2026. Self-authored professional record.</w:t>
+        <w:t>Updated October 21, 2026. Self-authored professional record.</w:t>
       </w:r>
     </w:p>
     <w:p>

--- a/professional/resumes/forward-deployed.docx
+++ b/professional/resumes/forward-deployed.docx
@@ -325,6 +325,36 @@
         <w:widowControl/>
       </w:pPr>
       <w:r>
+        <w:t>Xclawd Duo | Early iPhone Duo interface preview</w:t>
+      </w:r>
+    </w:p>
+    <w:p>
+      <w:pPr>
+        <w:widowControl/>
+      </w:pPr>
+      <w:r>
+        <w:t>Folding coding workspace, tabletop keyboard, and Aqua/Windows NT-inspired themes. Early development build; no App Store release asserted.</w:t>
+      </w:r>
+    </w:p>
+    <w:p>
+      <w:pPr>
+        <w:widowControl/>
+      </w:pPr>
+      <w:r>
+        <w:t xml:space="preserve">Full 57.15-second preview: </w:t>
+      </w:r>
+      <w:hyperlink r:id="rId13">
+        <w:r>
+          <w:t>https://robinwinters.github.io/writing/xclawd-duo-early-preview.html</w:t>
+        </w:r>
+      </w:hyperlink>
+      <w:r/>
+    </w:p>
+    <w:p>
+      <w:pPr>
+        <w:widowControl/>
+      </w:pPr>
+      <w:r>
         <w:t>TORos | Yukon Systems | Prototype</w:t>
       </w:r>
     </w:p>
@@ -358,7 +388,7 @@
         <w:widowControl/>
       </w:pPr>
       <w:r/>
-      <w:hyperlink r:id="rId13">
+      <w:hyperlink r:id="rId14">
         <w:r>
           <w:t>https://www.linkedin.com/pulse/part-one-orchestration-alignment-through-agentic-consensus-lh2tf/</w:t>
         </w:r>
@@ -379,7 +409,7 @@
         <w:widowControl/>
       </w:pPr>
       <w:r/>
-      <w:hyperlink r:id="rId14">
+      <w:hyperlink r:id="rId15">
         <w:r>
           <w:t>https://github.com/RobinWinters/RobinWinters/blob/Radpository/work/yukon-systems.md</w:t>
         </w:r>
@@ -393,7 +423,7 @@
       <w:r>
         <w:t xml:space="preserve">ShowFlex iPhone product: </w:t>
       </w:r>
-      <w:hyperlink r:id="rId15">
+      <w:hyperlink r:id="rId16">
         <w:r>
           <w:t>https://apps.apple.com/us/app/showflex/id6757890910</w:t>
         </w:r>
@@ -414,7 +444,7 @@
         <w:widowControl/>
       </w:pPr>
       <w:r/>
-      <w:hyperlink r:id="rId16">
+      <w:hyperlink r:id="rId17">
         <w:r>
           <w:t>https://www.linkedin.com/pulse/distributed-kinematic-sensing-exercise-intelligence-across-winters-ek3ec/</w:t>
         </w:r>
@@ -435,7 +465,7 @@
         <w:widowControl/>
       </w:pPr>
       <w:r/>
-      <w:hyperlink r:id="rId17">
+      <w:hyperlink r:id="rId18">
         <w:r>
           <w:t>https://github.com/RobinWinters/RobinWinters/tree/Radpository/examples/event-search</w:t>
         </w:r>
@@ -472,7 +502,7 @@
         <w:widowControl/>
       </w:pPr>
       <w:r/>
-      <w:hyperlink r:id="rId18">
+      <w:hyperlink r:id="rId19">
         <w:r>
           <w:t>https://github.com/RobinWinters/fitness-event-data-pipeline</w:t>
         </w:r>
@@ -551,7 +581,7 @@
         <w:widowControl/>
       </w:pPr>
       <w:r/>
-      <w:hyperlink r:id="rId19">
+      <w:hyperlink r:id="rId20">
         <w:r>
           <w:t>https://credentials.nasm.org/1fbcae42-b595-4fc8-a1ad-ac09fdc542b4</w:t>
         </w:r>
